--- a/PrimeiroAno/AprofundamentoMatematica/TerceiroTrimestre/AvaliacaoTerceiroTrimestreNivelamento/Avaliacao/AvaliacaoAprofundamento1anoTerceiroTrimestre2025.docx
+++ b/PrimeiroAno/AprofundamentoMatematica/TerceiroTrimestre/AvaliacaoTerceiroTrimestreNivelamento/Avaliacao/AvaliacaoAprofundamento1anoTerceiroTrimestre2025.docx
@@ -83,7 +83,7 @@
               </wp:anchor>
             </w:drawing>
           </mc:Choice>
-          <mc:Fallback xmlns:w16sdtdh="http://schemas.microsoft.com/office/word/2020/wordml/sdtdatahash" xmlns:w16="http://schemas.microsoft.com/office/word/2018/wordml" xmlns:w16cid="http://schemas.microsoft.com/office/word/2016/wordml/cid" xmlns:w16cex="http://schemas.microsoft.com/office/word/2018/wordml/cex" xmlns:a="http://schemas.openxmlformats.org/drawingml/2006/main">
+          <mc:Fallback xmlns:a="http://schemas.openxmlformats.org/drawingml/2006/main" xmlns:w16cex="http://schemas.microsoft.com/office/word/2018/wordml/cex" xmlns:w16cid="http://schemas.microsoft.com/office/word/2016/wordml/cid" xmlns:w16="http://schemas.microsoft.com/office/word/2018/wordml" xmlns:w16sdtdh="http://schemas.microsoft.com/office/word/2020/wordml/sdtdatahash">
             <w:pict>
               <v:shapetype id="_x0000_t75" coordsize="21600,21600" o:spt="75" o:preferrelative="t" path="m@4@5l@4@11@9@11@9@5xe" filled="f" stroked="f">
                 <v:stroke joinstyle="miter"/>
@@ -174,7 +174,7 @@
               </wp:anchor>
             </w:drawing>
           </mc:Choice>
-          <mc:Fallback xmlns:w16sdtdh="http://schemas.microsoft.com/office/word/2020/wordml/sdtdatahash" xmlns:w16="http://schemas.microsoft.com/office/word/2018/wordml" xmlns:w16cid="http://schemas.microsoft.com/office/word/2016/wordml/cid" xmlns:w16cex="http://schemas.microsoft.com/office/word/2018/wordml/cex" xmlns:a="http://schemas.openxmlformats.org/drawingml/2006/main">
+          <mc:Fallback xmlns:a="http://schemas.openxmlformats.org/drawingml/2006/main" xmlns:w16cex="http://schemas.microsoft.com/office/word/2018/wordml/cex" xmlns:w16cid="http://schemas.microsoft.com/office/word/2016/wordml/cid" xmlns:w16="http://schemas.microsoft.com/office/word/2018/wordml" xmlns:w16sdtdh="http://schemas.microsoft.com/office/word/2020/wordml/sdtdatahash">
             <w:pict>
               <v:shapetype id="_x0000_t75" coordsize="21600,21600" o:spt="75" o:preferrelative="t" path="m@4@5l@4@11@9@11@9@5xe" filled="f" stroked="f">
                 <v:stroke joinstyle="miter"/>
@@ -280,7 +280,7 @@
               </wp:anchor>
             </w:drawing>
           </mc:Choice>
-          <mc:Fallback xmlns:w16sdtdh="http://schemas.microsoft.com/office/word/2020/wordml/sdtdatahash" xmlns:w16="http://schemas.microsoft.com/office/word/2018/wordml" xmlns:w16cid="http://schemas.microsoft.com/office/word/2016/wordml/cid" xmlns:w16cex="http://schemas.microsoft.com/office/word/2018/wordml/cex" xmlns:a="http://schemas.openxmlformats.org/drawingml/2006/main">
+          <mc:Fallback xmlns:a="http://schemas.openxmlformats.org/drawingml/2006/main" xmlns:w16cex="http://schemas.microsoft.com/office/word/2018/wordml/cex" xmlns:w16cid="http://schemas.microsoft.com/office/word/2016/wordml/cid" xmlns:w16="http://schemas.microsoft.com/office/word/2018/wordml" xmlns:w16sdtdh="http://schemas.microsoft.com/office/word/2020/wordml/sdtdatahash">
             <w:pict>
               <v:shapetype id="_x0000_t75" coordsize="21600,21600" o:spt="75" o:preferrelative="t" path="m@4@5l@4@11@9@11@9@5xe" filled="f" stroked="f">
                 <v:stroke joinstyle="miter"/>
@@ -462,13 +462,8 @@
         </w:rPr>
         <w:t>AVALIAÇÃO DE APROFUNDAMENTO EM MATEMÁTICA</w:t>
       </w:r>
-      <w:r>
-        <w:rPr>
-          <w:rFonts w:ascii="Times New Roman" w:hAnsi="Times New Roman" w:cs="Times New Roman"/>
-          <w:highlight w:val="yellow"/>
-        </w:rPr>
-        <w:t xml:space="preserve"> </w:t>
-      </w:r>
+      <w:bookmarkStart w:id="0" w:name="_GoBack"/>
+      <w:bookmarkEnd w:id="0"/>
     </w:p>
     <w:p>
       <w:pPr>
@@ -569,6 +564,182 @@
         </w:rPr>
         <w:t>s.</w:t>
       </w:r>
+    </w:p>
+    <w:p>
+      <w:pPr>
+        <w:spacing w:after="0"/>
+        <w:rPr>
+          <w:rFonts w:ascii="Times New Roman" w:hAnsi="Times New Roman" w:cs="Times New Roman"/>
+          <w:b/>
+        </w:rPr>
+      </w:pPr>
+      <w:r>
+        <w:rPr>
+          <w:rFonts w:ascii="Times New Roman" w:hAnsi="Times New Roman" w:cs="Times New Roman"/>
+          <w:b/>
+          <w:noProof/>
+          <w:lang w:eastAsia="pt-BR"/>
+        </w:rPr>
+        <mc:AlternateContent>
+          <mc:Choice Requires="wps">
+            <w:drawing>
+              <wp:anchor distT="0" distB="0" distL="114300" distR="114300" simplePos="0" relativeHeight="251661312" behindDoc="0" locked="0" layoutInCell="1" allowOverlap="1">
+                <wp:simplePos x="0" y="0"/>
+                <wp:positionH relativeFrom="column">
+                  <wp:posOffset>27696</wp:posOffset>
+                </wp:positionH>
+                <wp:positionV relativeFrom="paragraph">
+                  <wp:posOffset>7278</wp:posOffset>
+                </wp:positionV>
+                <wp:extent cx="2708030" cy="422031"/>
+                <wp:effectExtent l="0" t="0" r="16510" b="16510"/>
+                <wp:wrapNone/>
+                <wp:docPr id="5" name="Retângulo 5"/>
+                <wp:cNvGraphicFramePr/>
+                <a:graphic xmlns:a="http://schemas.openxmlformats.org/drawingml/2006/main">
+                  <a:graphicData uri="http://schemas.microsoft.com/office/word/2010/wordprocessingShape">
+                    <wps:wsp>
+                      <wps:cNvSpPr/>
+                      <wps:spPr>
+                        <a:xfrm>
+                          <a:off x="0" y="0"/>
+                          <a:ext cx="2708030" cy="422031"/>
+                        </a:xfrm>
+                        <a:prstGeom prst="rect">
+                          <a:avLst/>
+                        </a:prstGeom>
+                        <a:solidFill>
+                          <a:srgbClr val="FFC000"/>
+                        </a:solidFill>
+                      </wps:spPr>
+                      <wps:style>
+                        <a:lnRef idx="2">
+                          <a:schemeClr val="accent6"/>
+                        </a:lnRef>
+                        <a:fillRef idx="1">
+                          <a:schemeClr val="lt1"/>
+                        </a:fillRef>
+                        <a:effectRef idx="0">
+                          <a:schemeClr val="accent6"/>
+                        </a:effectRef>
+                        <a:fontRef idx="minor">
+                          <a:schemeClr val="dk1"/>
+                        </a:fontRef>
+                      </wps:style>
+                      <wps:txbx>
+                        <w:txbxContent>
+                          <w:p>
+                            <w:pPr>
+                              <w:spacing w:after="0"/>
+                              <w:rPr>
+                                <w:rFonts w:ascii="Times New Roman" w:hAnsi="Times New Roman" w:cs="Times New Roman"/>
+                                <w:b/>
+                              </w:rPr>
+                            </w:pPr>
+                            <w:r>
+                              <w:rPr>
+                                <w:rFonts w:ascii="Times New Roman" w:hAnsi="Times New Roman" w:cs="Times New Roman"/>
+                                <w:b/>
+                              </w:rPr>
+                              <w:t>Permutação e Arranjo -&gt; Ordem importa</w:t>
+                            </w:r>
+                          </w:p>
+                          <w:p>
+                            <w:pPr>
+                              <w:spacing w:after="0"/>
+                              <w:rPr>
+                                <w:rFonts w:ascii="Times New Roman" w:hAnsi="Times New Roman" w:cs="Times New Roman"/>
+                                <w:b/>
+                              </w:rPr>
+                            </w:pPr>
+                            <w:r>
+                              <w:rPr>
+                                <w:rFonts w:ascii="Times New Roman" w:hAnsi="Times New Roman" w:cs="Times New Roman"/>
+                                <w:b/>
+                              </w:rPr>
+                              <w:t>Combinação -&gt; Ordem não importa</w:t>
+                            </w:r>
+                          </w:p>
+                          <w:p>
+                            <w:pPr>
+                              <w:jc w:val="center"/>
+                            </w:pPr>
+                          </w:p>
+                        </w:txbxContent>
+                      </wps:txbx>
+                      <wps:bodyPr rot="0" spcFirstLastPara="0" vertOverflow="overflow" horzOverflow="overflow" vert="horz" wrap="square" lIns="91440" tIns="45720" rIns="91440" bIns="45720" numCol="1" spcCol="0" rtlCol="0" fromWordArt="0" anchor="ctr" anchorCtr="0" forceAA="0" compatLnSpc="1">
+                        <a:prstTxWarp prst="textNoShape">
+                          <a:avLst/>
+                        </a:prstTxWarp>
+                        <a:noAutofit/>
+                      </wps:bodyPr>
+                    </wps:wsp>
+                  </a:graphicData>
+                </a:graphic>
+                <wp14:sizeRelV relativeFrom="margin">
+                  <wp14:pctHeight>0</wp14:pctHeight>
+                </wp14:sizeRelV>
+              </wp:anchor>
+            </w:drawing>
+          </mc:Choice>
+          <mc:Fallback>
+            <w:pict>
+              <v:rect id="Retângulo 5" o:spid="_x0000_s1026" style="position:absolute;margin-left:2.2pt;margin-top:.55pt;width:213.25pt;height:33.25pt;z-index:251661312;visibility:visible;mso-wrap-style:square;mso-height-percent:0;mso-wrap-distance-left:9pt;mso-wrap-distance-top:0;mso-wrap-distance-right:9pt;mso-wrap-distance-bottom:0;mso-position-horizontal:absolute;mso-position-horizontal-relative:text;mso-position-vertical:absolute;mso-position-vertical-relative:text;mso-height-percent:0;mso-height-relative:margin;v-text-anchor:middle" o:gfxdata="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" fillcolor="#ffc000" strokecolor="#70ad47 [3209]" strokeweight="1pt">
+                <v:textbox>
+                  <w:txbxContent>
+                    <w:p>
+                      <w:pPr>
+                        <w:spacing w:after="0"/>
+                        <w:rPr>
+                          <w:rFonts w:ascii="Times New Roman" w:hAnsi="Times New Roman" w:cs="Times New Roman"/>
+                          <w:b/>
+                        </w:rPr>
+                      </w:pPr>
+                      <w:r>
+                        <w:rPr>
+                          <w:rFonts w:ascii="Times New Roman" w:hAnsi="Times New Roman" w:cs="Times New Roman"/>
+                          <w:b/>
+                        </w:rPr>
+                        <w:t>Permutação e Arranjo -&gt; Ordem importa</w:t>
+                      </w:r>
+                    </w:p>
+                    <w:p>
+                      <w:pPr>
+                        <w:spacing w:after="0"/>
+                        <w:rPr>
+                          <w:rFonts w:ascii="Times New Roman" w:hAnsi="Times New Roman" w:cs="Times New Roman"/>
+                          <w:b/>
+                        </w:rPr>
+                      </w:pPr>
+                      <w:r>
+                        <w:rPr>
+                          <w:rFonts w:ascii="Times New Roman" w:hAnsi="Times New Roman" w:cs="Times New Roman"/>
+                          <w:b/>
+                        </w:rPr>
+                        <w:t>Combinação -&gt; Ordem não importa</w:t>
+                      </w:r>
+                    </w:p>
+                    <w:p>
+                      <w:pPr>
+                        <w:jc w:val="center"/>
+                      </w:pPr>
+                    </w:p>
+                  </w:txbxContent>
+                </v:textbox>
+              </v:rect>
+            </w:pict>
+          </mc:Fallback>
+        </mc:AlternateContent>
+      </w:r>
+    </w:p>
+    <w:p>
+      <w:pPr>
+        <w:spacing w:after="0"/>
+        <w:rPr>
+          <w:rFonts w:ascii="Times New Roman" w:hAnsi="Times New Roman" w:cs="Times New Roman"/>
+          <w:b/>
+        </w:rPr>
+      </w:pPr>
     </w:p>
     <w:p>
       <w:pPr>
@@ -929,8 +1100,6 @@
         </w:rPr>
         <w:t>A) 12</w:t>
       </w:r>
-      <w:bookmarkStart w:id="0" w:name="_GoBack"/>
-      <w:bookmarkEnd w:id="0"/>
       <w:r>
         <w:rPr>
           <w:rFonts w:ascii="Times New Roman" w:eastAsia="Times New Roman" w:hAnsi="Times New Roman" w:cs="Times New Roman"/>
@@ -959,6 +1128,14 @@
           <w:lang w:eastAsia="pt-BR"/>
         </w:rPr>
         <w:br/>
+      </w:r>
+      <w:r>
+        <w:rPr>
+          <w:rFonts w:ascii="Times New Roman" w:eastAsia="Times New Roman" w:hAnsi="Times New Roman" w:cs="Times New Roman"/>
+          <w:sz w:val="20"/>
+          <w:szCs w:val="20"/>
+          <w:lang w:eastAsia="pt-BR"/>
+        </w:rPr>
         <w:t>D) 18</w:t>
       </w:r>
       <w:r>
@@ -1753,21 +1930,6 @@
         <w:br/>
         <w:t>E) 8</w:t>
       </w:r>
-    </w:p>
-    <w:p>
-      <w:pPr>
-        <w:pStyle w:val="Commarcadores"/>
-        <w:numPr>
-          <w:ilvl w:val="0"/>
-          <w:numId w:val="0"/>
-        </w:numPr>
-        <w:spacing w:after="0" w:line="240" w:lineRule="auto"/>
-        <w:ind w:left="360" w:hanging="360"/>
-        <w:rPr>
-          <w:rFonts w:ascii="Times New Roman" w:hAnsi="Times New Roman" w:cs="Times New Roman"/>
-          <w:sz w:val="22"/>
-        </w:rPr>
-      </w:pPr>
     </w:p>
     <w:sectPr>
       <w:pgSz w:w="11906" w:h="16838"/>
@@ -4030,6 +4192,7 @@
   <w:style w:type="paragraph" w:default="1" w:styleId="Normal">
     <w:name w:val="Normal"/>
     <w:qFormat/>
+    <w:rsid w:val="001656C8"/>
   </w:style>
   <w:style w:type="paragraph" w:styleId="Ttulo1">
     <w:name w:val="heading 1"/>
@@ -16080,7 +16243,7 @@
 </file>
 
 <file path=customXml/itemProps1.xml><?xml version="1.0" encoding="utf-8"?>
-<ds:datastoreItem xmlns:ds="http://schemas.openxmlformats.org/officeDocument/2006/customXml" ds:itemID="{34515156-7411-4B5C-8C5E-897D7B8EBB16}">
+<ds:datastoreItem xmlns:ds="http://schemas.openxmlformats.org/officeDocument/2006/customXml" ds:itemID="{F854B7CF-B73E-4657-A6EB-C5FCA446D3BE}">
   <ds:schemaRefs>
     <ds:schemaRef ds:uri="http://schemas.openxmlformats.org/officeDocument/2006/bibliography"/>
   </ds:schemaRefs>
